--- a/hin/docx/003.content.docx
+++ b/hin/docx/003.content.docx
@@ -19,7 +19,7 @@
         <w:rPr>
           <w:lang w:val="hi_IN" w:bidi="hi_IN"/>
         </w:rPr>
-        <w:t>Resource: Tyndale Open Study Notes</w:t>
+        <w:t>Resource: Aquifer Open Study Notes (Profiles)</w:t>
       </w:r>
       <w:r>
         <w:rPr>
@@ -112,7 +112,7 @@
         <w:rPr>
           <w:lang w:val="hi_IN" w:bidi="hi_IN"/>
         </w:rPr>
-        <w:t>Tyndale Open Study Notes</w:t>
+        <w:t>Aquifer Open Study Notes (Profiles)</w:t>
       </w:r>
     </w:p>
     <w:p>

--- a/hin/docx/003.content.docx
+++ b/hin/docx/003.content.docx
@@ -263,18 +263,12 @@
         </w:rPr>
         <w:t>(</w:t>
       </w:r>
-      <w:hyperlink r:id="rId13">
-        <w:r>
-          <w:rPr>
-            <w:lang w:val="hi_IN" w:bidi="hi_IN"/>
-          </w:rPr>
-          <w:rPr>
-            <w:color w:val="0000EE"/>
-            <w:u w:val="single"/>
-          </w:rPr>
-          <w:t>प्रेरि 19:35</w:t>
-        </w:r>
-      </w:hyperlink>
+      <w:r>
+        <w:rPr>
+          <w:lang w:val="hi_IN" w:bidi="hi_IN"/>
+        </w:rPr>
+        <w:t>प्रेरि 19:35</w:t>
+      </w:r>
       <w:r>
         <w:rPr>
           <w:lang w:val="hi_IN" w:bidi="hi_IN"/>
@@ -353,18 +347,12 @@
         </w:rPr>
         <w:t xml:space="preserve"> (</w:t>
       </w:r>
-      <w:hyperlink r:id="rId14">
-        <w:r>
-          <w:rPr>
-            <w:lang w:val="hi_IN" w:bidi="hi_IN"/>
-          </w:rPr>
-          <w:rPr>
-            <w:color w:val="0000EE"/>
-            <w:u w:val="single"/>
-          </w:rPr>
-          <w:t>प्रेरि 19</w:t>
-        </w:r>
-      </w:hyperlink>
+      <w:r>
+        <w:rPr>
+          <w:lang w:val="hi_IN" w:bidi="hi_IN"/>
+        </w:rPr>
+        <w:t>प्रेरि 19</w:t>
+      </w:r>
       <w:r>
         <w:rPr>
           <w:lang w:val="hi_IN" w:bidi="hi_IN"/>
@@ -383,36 +371,24 @@
         </w:rPr>
         <w:t>(</w:t>
       </w:r>
-      <w:hyperlink r:id="rId15">
-        <w:r>
-          <w:rPr>
-            <w:lang w:val="hi_IN" w:bidi="hi_IN"/>
-          </w:rPr>
-          <w:rPr>
-            <w:color w:val="0000EE"/>
-            <w:u w:val="single"/>
-          </w:rPr>
-          <w:t>प्रेरि 19:24</w:t>
-        </w:r>
-      </w:hyperlink>
+      <w:r>
+        <w:rPr>
+          <w:lang w:val="hi_IN" w:bidi="hi_IN"/>
+        </w:rPr>
+        <w:t>प्रेरि 19:24</w:t>
+      </w:r>
       <w:r>
         <w:rPr>
           <w:lang w:val="hi_IN" w:bidi="hi_IN"/>
         </w:rPr>
         <w:t xml:space="preserve">, </w:t>
       </w:r>
-      <w:hyperlink r:id="rId16">
-        <w:r>
-          <w:rPr>
-            <w:lang w:val="hi_IN" w:bidi="hi_IN"/>
-          </w:rPr>
-          <w:rPr>
-            <w:color w:val="0000EE"/>
-            <w:u w:val="single"/>
-          </w:rPr>
-          <w:t>28–31</w:t>
-        </w:r>
-      </w:hyperlink>
+      <w:r>
+        <w:rPr>
+          <w:lang w:val="hi_IN" w:bidi="hi_IN"/>
+        </w:rPr>
+        <w:t>28–31</w:t>
+      </w:r>
       <w:r>
         <w:rPr>
           <w:lang w:val="hi_IN" w:bidi="hi_IN"/>
@@ -457,18 +433,12 @@
         </w:rPr>
         <w:t xml:space="preserve"> (</w:t>
       </w:r>
-      <w:hyperlink r:id="rId17">
-        <w:r>
-          <w:rPr>
-            <w:lang w:val="hi_IN" w:bidi="hi_IN"/>
-          </w:rPr>
-          <w:rPr>
-            <w:color w:val="0000EE"/>
-            <w:u w:val="single"/>
-          </w:rPr>
-          <w:t>प्रेरि 20:29–31</w:t>
-        </w:r>
-      </w:hyperlink>
+      <w:r>
+        <w:rPr>
+          <w:lang w:val="hi_IN" w:bidi="hi_IN"/>
+        </w:rPr>
+        <w:t>प्रेरि 20:29–31</w:t>
+      </w:r>
       <w:r>
         <w:rPr>
           <w:lang w:val="hi_IN" w:bidi="hi_IN"/>
@@ -495,18 +465,12 @@
         </w:rPr>
         <w:t xml:space="preserve"> (</w:t>
       </w:r>
-      <w:hyperlink r:id="rId18">
-        <w:r>
-          <w:rPr>
-            <w:lang w:val="hi_IN" w:bidi="hi_IN"/>
-          </w:rPr>
-          <w:rPr>
-            <w:color w:val="0000EE"/>
-            <w:u w:val="single"/>
-          </w:rPr>
-          <w:t>प्रका 1:9</w:t>
-        </w:r>
-      </w:hyperlink>
+      <w:r>
+        <w:rPr>
+          <w:lang w:val="hi_IN" w:bidi="hi_IN"/>
+        </w:rPr>
+        <w:t>प्रका 1:9</w:t>
+      </w:r>
       <w:r>
         <w:rPr>
           <w:lang w:val="hi_IN" w:bidi="hi_IN"/>
@@ -525,18 +489,12 @@
         </w:rPr>
         <w:t>(</w:t>
       </w:r>
-      <w:hyperlink r:id="rId19">
-        <w:r>
-          <w:rPr>
-            <w:lang w:val="hi_IN" w:bidi="hi_IN"/>
-          </w:rPr>
-          <w:rPr>
-            <w:color w:val="0000EE"/>
-            <w:u w:val="single"/>
-          </w:rPr>
-          <w:t>प्रका 2:4</w:t>
-        </w:r>
-      </w:hyperlink>
+      <w:r>
+        <w:rPr>
+          <w:lang w:val="hi_IN" w:bidi="hi_IN"/>
+        </w:rPr>
+        <w:t>प्रका 2:4</w:t>
+      </w:r>
       <w:r>
         <w:rPr>
           <w:lang w:val="hi_IN" w:bidi="hi_IN"/>
@@ -567,18 +525,12 @@
         </w:rPr>
         <w:t xml:space="preserve"> (देखें </w:t>
       </w:r>
-      <w:hyperlink r:id="rId20">
-        <w:r>
-          <w:rPr>
-            <w:lang w:val="hi_IN" w:bidi="hi_IN"/>
-          </w:rPr>
-          <w:rPr>
-            <w:color w:val="0000EE"/>
-            <w:u w:val="single"/>
-          </w:rPr>
-          <w:t>यूह 19:25–27</w:t>
-        </w:r>
-      </w:hyperlink>
+      <w:r>
+        <w:rPr>
+          <w:lang w:val="hi_IN" w:bidi="hi_IN"/>
+        </w:rPr>
+        <w:t>यूह 19:25–27</w:t>
+      </w:r>
       <w:r>
         <w:rPr>
           <w:lang w:val="hi_IN" w:bidi="hi_IN"/>
@@ -623,18 +575,12 @@
         </w:rPr>
         <w:t xml:space="preserve"> (</w:t>
       </w:r>
-      <w:hyperlink r:id="rId21">
-        <w:r>
-          <w:rPr>
-            <w:lang w:val="hi_IN" w:bidi="hi_IN"/>
-          </w:rPr>
-          <w:rPr>
-            <w:color w:val="0000EE"/>
-            <w:u w:val="single"/>
-          </w:rPr>
-          <w:t>प्रेरि 19:26</w:t>
-        </w:r>
-      </w:hyperlink>
+      <w:r>
+        <w:rPr>
+          <w:lang w:val="hi_IN" w:bidi="hi_IN"/>
+        </w:rPr>
+        <w:t>प्रेरि 19:26</w:t>
+      </w:r>
       <w:r>
         <w:rPr>
           <w:lang w:val="hi_IN" w:bidi="hi_IN"/>
@@ -664,72 +610,48 @@
           <w:lang w:val="hi_IN" w:bidi="hi_IN"/>
         </w:rPr>
       </w:r>
-      <w:hyperlink r:id="rId22">
-        <w:r>
-          <w:rPr>
-            <w:lang w:val="hi_IN" w:bidi="hi_IN"/>
-          </w:rPr>
-          <w:rPr>
-            <w:color w:val="0000EE"/>
-            <w:u w:val="single"/>
-          </w:rPr>
-          <w:t>प्रेरितों के काम 18:19–19:41</w:t>
-        </w:r>
-      </w:hyperlink>
+      <w:r>
+        <w:rPr>
+          <w:lang w:val="hi_IN" w:bidi="hi_IN"/>
+        </w:rPr>
+        <w:t>प्रेरितों के काम 18:19–19:41</w:t>
+      </w:r>
       <w:r>
         <w:rPr>
           <w:lang w:val="hi_IN" w:bidi="hi_IN"/>
         </w:rPr>
         <w:t xml:space="preserve">; </w:t>
       </w:r>
-      <w:hyperlink r:id="rId23">
-        <w:r>
-          <w:rPr>
-            <w:lang w:val="hi_IN" w:bidi="hi_IN"/>
-          </w:rPr>
-          <w:rPr>
-            <w:color w:val="0000EE"/>
-            <w:u w:val="single"/>
-          </w:rPr>
-          <w:t>20:16–38</w:t>
-        </w:r>
-      </w:hyperlink>
+      <w:r>
+        <w:rPr>
+          <w:lang w:val="hi_IN" w:bidi="hi_IN"/>
+        </w:rPr>
+        <w:t>20:16–38</w:t>
+      </w:r>
       <w:r>
         <w:rPr>
           <w:lang w:val="hi_IN" w:bidi="hi_IN"/>
         </w:rPr>
         <w:t xml:space="preserve">; </w:t>
       </w:r>
-      <w:hyperlink r:id="rId24">
-        <w:r>
-          <w:rPr>
-            <w:lang w:val="hi_IN" w:bidi="hi_IN"/>
-          </w:rPr>
-          <w:rPr>
-            <w:color w:val="0000EE"/>
-            <w:u w:val="single"/>
-          </w:rPr>
-          <w:t>इफिसियों 1:1</w:t>
-        </w:r>
-      </w:hyperlink>
+      <w:r>
+        <w:rPr>
+          <w:lang w:val="hi_IN" w:bidi="hi_IN"/>
+        </w:rPr>
+        <w:t>इफिसियों 1:1</w:t>
+      </w:r>
       <w:r>
         <w:rPr>
           <w:lang w:val="hi_IN" w:bidi="hi_IN"/>
         </w:rPr>
         <w:t xml:space="preserve">; </w:t>
       </w:r>
-      <w:hyperlink r:id="rId25">
-        <w:r>
-          <w:rPr>
-            <w:lang w:val="hi_IN" w:bidi="hi_IN"/>
-          </w:rPr>
-          <w:rPr>
-            <w:color w:val="0000EE"/>
-            <w:u w:val="single"/>
-          </w:rPr>
-          <w:t>प्रकाशितवाक्य 2:1–7</w:t>
-        </w:r>
-      </w:hyperlink>
+      <w:r>
+        <w:rPr>
+          <w:lang w:val="hi_IN" w:bidi="hi_IN"/>
+        </w:rPr>
+        <w:t>प्रकाशितवाक्य 2:1–7</w:t>
+      </w:r>
       <w:r>
         <w:rPr>
           <w:lang w:val="hi_IN" w:bidi="hi_IN"/>
@@ -796,72 +718,48 @@
         </w:rPr>
         <w:t xml:space="preserve"> (</w:t>
       </w:r>
-      <w:hyperlink r:id="rId26">
-        <w:r>
-          <w:rPr>
-            <w:lang w:val="hi_IN" w:bidi="hi_IN"/>
-          </w:rPr>
-          <w:rPr>
-            <w:color w:val="0000EE"/>
-            <w:u w:val="single"/>
-          </w:rPr>
-          <w:t>उत 13:18</w:t>
-        </w:r>
-      </w:hyperlink>
+      <w:r>
+        <w:rPr>
+          <w:lang w:val="hi_IN" w:bidi="hi_IN"/>
+        </w:rPr>
+        <w:t>उत 13:18</w:t>
+      </w:r>
       <w:r>
         <w:rPr>
           <w:lang w:val="hi_IN" w:bidi="hi_IN"/>
         </w:rPr>
         <w:t xml:space="preserve">; </w:t>
       </w:r>
-      <w:hyperlink r:id="rId27">
-        <w:r>
-          <w:rPr>
-            <w:lang w:val="hi_IN" w:bidi="hi_IN"/>
-          </w:rPr>
-          <w:rPr>
-            <w:color w:val="0000EE"/>
-            <w:u w:val="single"/>
-          </w:rPr>
-          <w:t>16:16</w:t>
-        </w:r>
-      </w:hyperlink>
+      <w:r>
+        <w:rPr>
+          <w:lang w:val="hi_IN" w:bidi="hi_IN"/>
+        </w:rPr>
+        <w:t>16:16</w:t>
+      </w:r>
       <w:r>
         <w:rPr>
           <w:lang w:val="hi_IN" w:bidi="hi_IN"/>
         </w:rPr>
         <w:t>)। परमेश्वर ने निःसंतान अब्राहम से एक महान राष्ट्र बनाने का वादा किए था (</w:t>
       </w:r>
-      <w:hyperlink r:id="rId28">
-        <w:r>
-          <w:rPr>
-            <w:lang w:val="hi_IN" w:bidi="hi_IN"/>
-          </w:rPr>
-          <w:rPr>
-            <w:color w:val="0000EE"/>
-            <w:u w:val="single"/>
-          </w:rPr>
-          <w:t>उत 12:2</w:t>
-        </w:r>
-      </w:hyperlink>
+      <w:r>
+        <w:rPr>
+          <w:lang w:val="hi_IN" w:bidi="hi_IN"/>
+        </w:rPr>
+        <w:t>उत 12:2</w:t>
+      </w:r>
       <w:r>
         <w:rPr>
           <w:lang w:val="hi_IN" w:bidi="hi_IN"/>
         </w:rPr>
         <w:t>)। परमेश्वर ने उन्हें आश्वासन दिया कि उनका एक पुत्र होगा जो उनका वारिस बनेगा (</w:t>
       </w:r>
-      <w:hyperlink r:id="rId29">
-        <w:r>
-          <w:rPr>
-            <w:lang w:val="hi_IN" w:bidi="hi_IN"/>
-          </w:rPr>
-          <w:rPr>
-            <w:color w:val="0000EE"/>
-            <w:u w:val="single"/>
-          </w:rPr>
-          <w:t>15:4</w:t>
-        </w:r>
-      </w:hyperlink>
+      <w:r>
+        <w:rPr>
+          <w:lang w:val="hi_IN" w:bidi="hi_IN"/>
+        </w:rPr>
+        <w:t>15:4</w:t>
+      </w:r>
       <w:r>
         <w:rPr>
           <w:lang w:val="hi_IN" w:bidi="hi_IN"/>
@@ -880,36 +778,24 @@
         </w:rPr>
         <w:t xml:space="preserve"> (देखें </w:t>
       </w:r>
-      <w:hyperlink r:id="rId30">
-        <w:r>
-          <w:rPr>
-            <w:lang w:val="hi_IN" w:bidi="hi_IN"/>
-          </w:rPr>
-          <w:rPr>
-            <w:color w:val="0000EE"/>
-            <w:u w:val="single"/>
-          </w:rPr>
-          <w:t>उत 16:1–16</w:t>
-        </w:r>
-      </w:hyperlink>
+      <w:r>
+        <w:rPr>
+          <w:lang w:val="hi_IN" w:bidi="hi_IN"/>
+        </w:rPr>
+        <w:t>उत 16:1–16</w:t>
+      </w:r>
       <w:r>
         <w:rPr>
           <w:lang w:val="hi_IN" w:bidi="hi_IN"/>
         </w:rPr>
         <w:t xml:space="preserve">; </w:t>
       </w:r>
-      <w:hyperlink r:id="rId31">
-        <w:r>
-          <w:rPr>
-            <w:lang w:val="hi_IN" w:bidi="hi_IN"/>
-          </w:rPr>
-          <w:rPr>
-            <w:color w:val="0000EE"/>
-            <w:u w:val="single"/>
-          </w:rPr>
-          <w:t>गला 4:23</w:t>
-        </w:r>
-      </w:hyperlink>
+      <w:r>
+        <w:rPr>
+          <w:lang w:val="hi_IN" w:bidi="hi_IN"/>
+        </w:rPr>
+        <w:t>गला 4:23</w:t>
+      </w:r>
       <w:r>
         <w:rPr>
           <w:lang w:val="hi_IN" w:bidi="hi_IN"/>
@@ -928,36 +814,24 @@
         </w:rPr>
         <w:t xml:space="preserve"> (देखें </w:t>
       </w:r>
-      <w:hyperlink r:id="rId32">
-        <w:r>
-          <w:rPr>
-            <w:lang w:val="hi_IN" w:bidi="hi_IN"/>
-          </w:rPr>
-          <w:rPr>
-            <w:color w:val="0000EE"/>
-            <w:u w:val="single"/>
-          </w:rPr>
-          <w:t>उत 17:15–18:15</w:t>
-        </w:r>
-      </w:hyperlink>
+      <w:r>
+        <w:rPr>
+          <w:lang w:val="hi_IN" w:bidi="hi_IN"/>
+        </w:rPr>
+        <w:t>उत 17:15–18:15</w:t>
+      </w:r>
       <w:r>
         <w:rPr>
           <w:lang w:val="hi_IN" w:bidi="hi_IN"/>
         </w:rPr>
         <w:t xml:space="preserve">; </w:t>
       </w:r>
-      <w:hyperlink r:id="rId33">
-        <w:r>
-          <w:rPr>
-            <w:lang w:val="hi_IN" w:bidi="hi_IN"/>
-          </w:rPr>
-          <w:rPr>
-            <w:color w:val="0000EE"/>
-            <w:u w:val="single"/>
-          </w:rPr>
-          <w:t>21:1–7</w:t>
-        </w:r>
-      </w:hyperlink>
+      <w:r>
+        <w:rPr>
+          <w:lang w:val="hi_IN" w:bidi="hi_IN"/>
+        </w:rPr>
+        <w:t>21:1–7</w:t>
+      </w:r>
       <w:r>
         <w:rPr>
           <w:lang w:val="hi_IN" w:bidi="hi_IN"/>
@@ -984,18 +858,12 @@
         </w:rPr>
         <w:t xml:space="preserve"> (</w:t>
       </w:r>
-      <w:hyperlink r:id="rId34">
-        <w:r>
-          <w:rPr>
-            <w:lang w:val="hi_IN" w:bidi="hi_IN"/>
-          </w:rPr>
-          <w:rPr>
-            <w:color w:val="0000EE"/>
-            <w:u w:val="single"/>
-          </w:rPr>
-          <w:t>उत 17:15–16</w:t>
-        </w:r>
-      </w:hyperlink>
+      <w:r>
+        <w:rPr>
+          <w:lang w:val="hi_IN" w:bidi="hi_IN"/>
+        </w:rPr>
+        <w:t>उत 17:15–16</w:t>
+      </w:r>
       <w:r>
         <w:rPr>
           <w:lang w:val="hi_IN" w:bidi="hi_IN"/>
@@ -1014,18 +882,12 @@
         </w:rPr>
         <w:t xml:space="preserve"> (</w:t>
       </w:r>
-      <w:hyperlink r:id="rId35">
-        <w:r>
-          <w:rPr>
-            <w:lang w:val="hi_IN" w:bidi="hi_IN"/>
-          </w:rPr>
-          <w:rPr>
-            <w:color w:val="0000EE"/>
-            <w:u w:val="single"/>
-          </w:rPr>
-          <w:t>17:17–18</w:t>
-        </w:r>
-      </w:hyperlink>
+      <w:r>
+        <w:rPr>
+          <w:lang w:val="hi_IN" w:bidi="hi_IN"/>
+        </w:rPr>
+        <w:t>17:17–18</w:t>
+      </w:r>
       <w:r>
         <w:rPr>
           <w:lang w:val="hi_IN" w:bidi="hi_IN"/>
@@ -1044,18 +906,12 @@
         </w:rPr>
         <w:t xml:space="preserve"> (</w:t>
       </w:r>
-      <w:hyperlink r:id="rId36">
-        <w:r>
-          <w:rPr>
-            <w:lang w:val="hi_IN" w:bidi="hi_IN"/>
-          </w:rPr>
-          <w:rPr>
-            <w:color w:val="0000EE"/>
-            <w:u w:val="single"/>
-          </w:rPr>
-          <w:t>उत 17:19</w:t>
-        </w:r>
-      </w:hyperlink>
+      <w:r>
+        <w:rPr>
+          <w:lang w:val="hi_IN" w:bidi="hi_IN"/>
+        </w:rPr>
+        <w:t>उत 17:19</w:t>
+      </w:r>
       <w:r>
         <w:rPr>
           <w:lang w:val="hi_IN" w:bidi="hi_IN"/>
@@ -1074,18 +930,12 @@
         </w:rPr>
         <w:t xml:space="preserve"> (</w:t>
       </w:r>
-      <w:hyperlink r:id="rId37">
-        <w:r>
-          <w:rPr>
-            <w:lang w:val="hi_IN" w:bidi="hi_IN"/>
-          </w:rPr>
-          <w:rPr>
-            <w:color w:val="0000EE"/>
-            <w:u w:val="single"/>
-          </w:rPr>
-          <w:t>उत 17:20–21</w:t>
-        </w:r>
-      </w:hyperlink>
+      <w:r>
+        <w:rPr>
+          <w:lang w:val="hi_IN" w:bidi="hi_IN"/>
+        </w:rPr>
+        <w:t>उत 17:20–21</w:t>
+      </w:r>
       <w:r>
         <w:rPr>
           <w:lang w:val="hi_IN" w:bidi="hi_IN"/>
@@ -1112,36 +962,24 @@
         </w:rPr>
         <w:t xml:space="preserve"> (</w:t>
       </w:r>
-      <w:hyperlink r:id="rId38">
-        <w:r>
-          <w:rPr>
-            <w:lang w:val="hi_IN" w:bidi="hi_IN"/>
-          </w:rPr>
-          <w:rPr>
-            <w:color w:val="0000EE"/>
-            <w:u w:val="single"/>
-          </w:rPr>
-          <w:t>उत 17:9–14</w:t>
-        </w:r>
-      </w:hyperlink>
+      <w:r>
+        <w:rPr>
+          <w:lang w:val="hi_IN" w:bidi="hi_IN"/>
+        </w:rPr>
+        <w:t>उत 17:9–14</w:t>
+      </w:r>
       <w:r>
         <w:rPr>
           <w:lang w:val="hi_IN" w:bidi="hi_IN"/>
         </w:rPr>
         <w:t xml:space="preserve">, </w:t>
       </w:r>
-      <w:hyperlink r:id="rId39">
-        <w:r>
-          <w:rPr>
-            <w:lang w:val="hi_IN" w:bidi="hi_IN"/>
-          </w:rPr>
-          <w:rPr>
-            <w:color w:val="0000EE"/>
-            <w:u w:val="single"/>
-          </w:rPr>
-          <w:t>23–27</w:t>
-        </w:r>
-      </w:hyperlink>
+      <w:r>
+        <w:rPr>
+          <w:lang w:val="hi_IN" w:bidi="hi_IN"/>
+        </w:rPr>
+        <w:t>23–27</w:t>
+      </w:r>
       <w:r>
         <w:rPr>
           <w:lang w:val="hi_IN" w:bidi="hi_IN"/>
@@ -1160,18 +998,12 @@
         </w:rPr>
         <w:t xml:space="preserve"> (</w:t>
       </w:r>
-      <w:hyperlink r:id="rId40">
-        <w:r>
-          <w:rPr>
-            <w:lang w:val="hi_IN" w:bidi="hi_IN"/>
-          </w:rPr>
-          <w:rPr>
-            <w:color w:val="0000EE"/>
-            <w:u w:val="single"/>
-          </w:rPr>
-          <w:t>उत 21:9</w:t>
-        </w:r>
-      </w:hyperlink>
+      <w:r>
+        <w:rPr>
+          <w:lang w:val="hi_IN" w:bidi="hi_IN"/>
+        </w:rPr>
+        <w:t>उत 21:9</w:t>
+      </w:r>
       <w:r>
         <w:rPr>
           <w:lang w:val="hi_IN" w:bidi="hi_IN"/>
@@ -1202,18 +1034,12 @@
         </w:rPr>
         <w:t xml:space="preserve"> (</w:t>
       </w:r>
-      <w:hyperlink r:id="rId41">
-        <w:r>
-          <w:rPr>
-            <w:lang w:val="hi_IN" w:bidi="hi_IN"/>
-          </w:rPr>
-          <w:rPr>
-            <w:color w:val="0000EE"/>
-            <w:u w:val="single"/>
-          </w:rPr>
-          <w:t>उत 21:20–21</w:t>
-        </w:r>
-      </w:hyperlink>
+      <w:r>
+        <w:rPr>
+          <w:lang w:val="hi_IN" w:bidi="hi_IN"/>
+        </w:rPr>
+        <w:t>उत 21:20–21</w:t>
+      </w:r>
       <w:r>
         <w:rPr>
           <w:lang w:val="hi_IN" w:bidi="hi_IN"/>
@@ -1232,18 +1058,12 @@
         </w:rPr>
         <w:t xml:space="preserve"> (</w:t>
       </w:r>
-      <w:hyperlink r:id="rId42">
-        <w:r>
-          <w:rPr>
-            <w:lang w:val="hi_IN" w:bidi="hi_IN"/>
-          </w:rPr>
-          <w:rPr>
-            <w:color w:val="0000EE"/>
-            <w:u w:val="single"/>
-          </w:rPr>
-          <w:t>उत 25:9–10</w:t>
-        </w:r>
-      </w:hyperlink>
+      <w:r>
+        <w:rPr>
+          <w:lang w:val="hi_IN" w:bidi="hi_IN"/>
+        </w:rPr>
+        <w:t>उत 25:9–10</w:t>
+      </w:r>
       <w:r>
         <w:rPr>
           <w:lang w:val="hi_IN" w:bidi="hi_IN"/>
@@ -1262,36 +1082,24 @@
         </w:rPr>
         <w:t xml:space="preserve"> (</w:t>
       </w:r>
-      <w:hyperlink r:id="rId43">
-        <w:r>
-          <w:rPr>
-            <w:lang w:val="hi_IN" w:bidi="hi_IN"/>
-          </w:rPr>
-          <w:rPr>
-            <w:color w:val="0000EE"/>
-            <w:u w:val="single"/>
-          </w:rPr>
-          <w:t>28:9</w:t>
-        </w:r>
-      </w:hyperlink>
+      <w:r>
+        <w:rPr>
+          <w:lang w:val="hi_IN" w:bidi="hi_IN"/>
+        </w:rPr>
+        <w:t>28:9</w:t>
+      </w:r>
       <w:r>
         <w:rPr>
           <w:lang w:val="hi_IN" w:bidi="hi_IN"/>
         </w:rPr>
         <w:t>)। इश्माएल की मृत्यु 137 वर्ष की आयु में हुई (</w:t>
       </w:r>
-      <w:hyperlink r:id="rId44">
-        <w:r>
-          <w:rPr>
-            <w:lang w:val="hi_IN" w:bidi="hi_IN"/>
-          </w:rPr>
-          <w:rPr>
-            <w:color w:val="0000EE"/>
-            <w:u w:val="single"/>
-          </w:rPr>
-          <w:t>25:17</w:t>
-        </w:r>
-      </w:hyperlink>
+      <w:r>
+        <w:rPr>
+          <w:lang w:val="hi_IN" w:bidi="hi_IN"/>
+        </w:rPr>
+        <w:t>25:17</w:t>
+      </w:r>
       <w:r>
         <w:rPr>
           <w:lang w:val="hi_IN" w:bidi="hi_IN"/>
@@ -1310,18 +1118,12 @@
         </w:rPr>
         <w:t xml:space="preserve"> </w:t>
       </w:r>
-      <w:hyperlink r:id="rId45">
-        <w:r>
-          <w:rPr>
-            <w:lang w:val="hi_IN" w:bidi="hi_IN"/>
-          </w:rPr>
-          <w:rPr>
-            <w:color w:val="0000EE"/>
-            <w:u w:val="single"/>
-          </w:rPr>
-          <w:t>उत्पत्ति 25:13–15</w:t>
-        </w:r>
-      </w:hyperlink>
+      <w:r>
+        <w:rPr>
+          <w:lang w:val="hi_IN" w:bidi="hi_IN"/>
+        </w:rPr>
+        <w:t>उत्पत्ति 25:13–15</w:t>
+      </w:r>
       <w:r>
         <w:rPr>
           <w:lang w:val="hi_IN" w:bidi="hi_IN"/>
@@ -1360,18 +1162,12 @@
         </w:rPr>
         <w:t xml:space="preserve"> (देखें </w:t>
       </w:r>
-      <w:hyperlink r:id="rId46">
-        <w:r>
-          <w:rPr>
-            <w:lang w:val="hi_IN" w:bidi="hi_IN"/>
-          </w:rPr>
-          <w:rPr>
-            <w:color w:val="0000EE"/>
-            <w:u w:val="single"/>
-          </w:rPr>
-          <w:t>गला 4:21–31</w:t>
-        </w:r>
-      </w:hyperlink>
+      <w:r>
+        <w:rPr>
+          <w:lang w:val="hi_IN" w:bidi="hi_IN"/>
+        </w:rPr>
+        <w:t>गला 4:21–31</w:t>
+      </w:r>
       <w:r>
         <w:rPr>
           <w:lang w:val="hi_IN" w:bidi="hi_IN"/>
@@ -1390,18 +1186,12 @@
         </w:rPr>
         <w:t>(</w:t>
       </w:r>
-      <w:hyperlink r:id="rId47">
-        <w:r>
-          <w:rPr>
-            <w:lang w:val="hi_IN" w:bidi="hi_IN"/>
-          </w:rPr>
-          <w:rPr>
-            <w:color w:val="0000EE"/>
-            <w:u w:val="single"/>
-          </w:rPr>
-          <w:t>गला 4:30</w:t>
-        </w:r>
-      </w:hyperlink>
+      <w:r>
+        <w:rPr>
+          <w:lang w:val="hi_IN" w:bidi="hi_IN"/>
+        </w:rPr>
+        <w:t>गला 4:30</w:t>
+      </w:r>
       <w:r>
         <w:rPr>
           <w:lang w:val="hi_IN" w:bidi="hi_IN"/>
@@ -1431,108 +1221,72 @@
           <w:lang w:val="hi_IN" w:bidi="hi_IN"/>
         </w:rPr>
       </w:r>
-      <w:hyperlink r:id="rId48">
-        <w:r>
-          <w:rPr>
-            <w:lang w:val="hi_IN" w:bidi="hi_IN"/>
-          </w:rPr>
-          <w:rPr>
-            <w:color w:val="0000EE"/>
-            <w:u w:val="single"/>
-          </w:rPr>
-          <w:t>उत्पत्ति 16:11–16</w:t>
-        </w:r>
-      </w:hyperlink>
+      <w:r>
+        <w:rPr>
+          <w:lang w:val="hi_IN" w:bidi="hi_IN"/>
+        </w:rPr>
+        <w:t>उत्पत्ति 16:11–16</w:t>
+      </w:r>
       <w:r>
         <w:rPr>
           <w:lang w:val="hi_IN" w:bidi="hi_IN"/>
         </w:rPr>
         <w:t xml:space="preserve">; </w:t>
       </w:r>
-      <w:hyperlink r:id="rId49">
-        <w:r>
-          <w:rPr>
-            <w:lang w:val="hi_IN" w:bidi="hi_IN"/>
-          </w:rPr>
-          <w:rPr>
-            <w:color w:val="0000EE"/>
-            <w:u w:val="single"/>
-          </w:rPr>
-          <w:t>उत्पत्ति 17:18–26</w:t>
-        </w:r>
-      </w:hyperlink>
+      <w:r>
+        <w:rPr>
+          <w:lang w:val="hi_IN" w:bidi="hi_IN"/>
+        </w:rPr>
+        <w:t>उत्पत्ति 17:18–26</w:t>
+      </w:r>
       <w:r>
         <w:rPr>
           <w:lang w:val="hi_IN" w:bidi="hi_IN"/>
         </w:rPr>
         <w:t xml:space="preserve">; </w:t>
       </w:r>
-      <w:hyperlink r:id="rId50">
-        <w:r>
-          <w:rPr>
-            <w:lang w:val="hi_IN" w:bidi="hi_IN"/>
-          </w:rPr>
-          <w:rPr>
-            <w:color w:val="0000EE"/>
-            <w:u w:val="single"/>
-          </w:rPr>
-          <w:t>21:8–21</w:t>
-        </w:r>
-      </w:hyperlink>
+      <w:r>
+        <w:rPr>
+          <w:lang w:val="hi_IN" w:bidi="hi_IN"/>
+        </w:rPr>
+        <w:t>21:8–21</w:t>
+      </w:r>
       <w:r>
         <w:rPr>
           <w:lang w:val="hi_IN" w:bidi="hi_IN"/>
         </w:rPr>
         <w:t xml:space="preserve">; </w:t>
       </w:r>
-      <w:hyperlink r:id="rId51">
-        <w:r>
-          <w:rPr>
-            <w:lang w:val="hi_IN" w:bidi="hi_IN"/>
-          </w:rPr>
-          <w:rPr>
-            <w:color w:val="0000EE"/>
-            <w:u w:val="single"/>
-          </w:rPr>
-          <w:t>25:9–18</w:t>
-        </w:r>
-      </w:hyperlink>
+      <w:r>
+        <w:rPr>
+          <w:lang w:val="hi_IN" w:bidi="hi_IN"/>
+        </w:rPr>
+        <w:t>25:9–18</w:t>
+      </w:r>
       <w:r>
         <w:rPr>
           <w:lang w:val="hi_IN" w:bidi="hi_IN"/>
         </w:rPr>
         <w:t xml:space="preserve">; </w:t>
       </w:r>
-      <w:hyperlink r:id="rId43">
-        <w:r>
-          <w:rPr>
-            <w:lang w:val="hi_IN" w:bidi="hi_IN"/>
-          </w:rPr>
-          <w:rPr>
-            <w:color w:val="0000EE"/>
-            <w:u w:val="single"/>
-          </w:rPr>
-          <w:t>28:9</w:t>
-        </w:r>
-      </w:hyperlink>
+      <w:r>
+        <w:rPr>
+          <w:lang w:val="hi_IN" w:bidi="hi_IN"/>
+        </w:rPr>
+        <w:t>28:9</w:t>
+      </w:r>
       <w:r>
         <w:rPr>
           <w:lang w:val="hi_IN" w:bidi="hi_IN"/>
         </w:rPr>
         <w:t xml:space="preserve">; </w:t>
       </w:r>
-      <w:hyperlink r:id="rId46">
-        <w:r>
-          <w:rPr>
-            <w:lang w:val="hi_IN" w:bidi="hi_IN"/>
-          </w:rPr>
-          <w:rPr>
-            <w:color w:val="0000EE"/>
-            <w:u w:val="single"/>
-          </w:rPr>
-          <w:t>गलातियों 4:21–31</w:t>
-        </w:r>
-      </w:hyperlink>
+      <w:r>
+        <w:rPr>
+          <w:lang w:val="hi_IN" w:bidi="hi_IN"/>
+        </w:rPr>
+        <w:t>गलातियों 4:21–31</w:t>
+      </w:r>
       <w:r>
         <w:rPr>
           <w:lang w:val="hi_IN" w:bidi="hi_IN"/>
@@ -1587,54 +1341,36 @@
         </w:rPr>
         <w:t xml:space="preserve"> (</w:t>
       </w:r>
-      <w:hyperlink r:id="rId52">
-        <w:r>
-          <w:rPr>
-            <w:lang w:val="hi_IN" w:bidi="hi_IN"/>
-          </w:rPr>
-          <w:rPr>
-            <w:color w:val="0000EE"/>
-            <w:u w:val="single"/>
-          </w:rPr>
-          <w:t>उत 17:15–19</w:t>
-        </w:r>
-      </w:hyperlink>
+      <w:r>
+        <w:rPr>
+          <w:lang w:val="hi_IN" w:bidi="hi_IN"/>
+        </w:rPr>
+        <w:t>उत 17:15–19</w:t>
+      </w:r>
       <w:r>
         <w:rPr>
           <w:lang w:val="hi_IN" w:bidi="hi_IN"/>
         </w:rPr>
         <w:t xml:space="preserve">; </w:t>
       </w:r>
-      <w:hyperlink r:id="rId53">
-        <w:r>
-          <w:rPr>
-            <w:lang w:val="hi_IN" w:bidi="hi_IN"/>
-          </w:rPr>
-          <w:rPr>
-            <w:color w:val="0000EE"/>
-            <w:u w:val="single"/>
-          </w:rPr>
-          <w:t>18:9–15</w:t>
-        </w:r>
-      </w:hyperlink>
+      <w:r>
+        <w:rPr>
+          <w:lang w:val="hi_IN" w:bidi="hi_IN"/>
+        </w:rPr>
+        <w:t>18:9–15</w:t>
+      </w:r>
       <w:r>
         <w:rPr>
           <w:lang w:val="hi_IN" w:bidi="hi_IN"/>
         </w:rPr>
         <w:t>)। परमेश्वर ने अब्राहम से एक पुत्र का वादा किया था (</w:t>
       </w:r>
-      <w:hyperlink r:id="rId54">
-        <w:r>
-          <w:rPr>
-            <w:lang w:val="hi_IN" w:bidi="hi_IN"/>
-          </w:rPr>
-          <w:rPr>
-            <w:color w:val="0000EE"/>
-            <w:u w:val="single"/>
-          </w:rPr>
-          <w:t>उत 15:4–6</w:t>
-        </w:r>
-      </w:hyperlink>
+      <w:r>
+        <w:rPr>
+          <w:lang w:val="hi_IN" w:bidi="hi_IN"/>
+        </w:rPr>
+        <w:t>उत 15:4–6</w:t>
+      </w:r>
       <w:r>
         <w:rPr>
           <w:lang w:val="hi_IN" w:bidi="hi_IN"/>
@@ -1653,18 +1389,12 @@
         </w:rPr>
         <w:t xml:space="preserve"> (</w:t>
       </w:r>
-      <w:hyperlink r:id="rId55">
-        <w:r>
-          <w:rPr>
-            <w:lang w:val="hi_IN" w:bidi="hi_IN"/>
-          </w:rPr>
-          <w:rPr>
-            <w:color w:val="0000EE"/>
-            <w:u w:val="single"/>
-          </w:rPr>
-          <w:t>उत 21:6–7</w:t>
-        </w:r>
-      </w:hyperlink>
+      <w:r>
+        <w:rPr>
+          <w:lang w:val="hi_IN" w:bidi="hi_IN"/>
+        </w:rPr>
+        <w:t>उत 21:6–7</w:t>
+      </w:r>
       <w:r>
         <w:rPr>
           <w:lang w:val="hi_IN" w:bidi="hi_IN"/>
@@ -1691,18 +1421,12 @@
         </w:rPr>
         <w:t xml:space="preserve"> (</w:t>
       </w:r>
-      <w:hyperlink r:id="rId56">
-        <w:r>
-          <w:rPr>
-            <w:lang w:val="hi_IN" w:bidi="hi_IN"/>
-          </w:rPr>
-          <w:rPr>
-            <w:color w:val="0000EE"/>
-            <w:u w:val="single"/>
-          </w:rPr>
-          <w:t>उत 22:1–19</w:t>
-        </w:r>
-      </w:hyperlink>
+      <w:r>
+        <w:rPr>
+          <w:lang w:val="hi_IN" w:bidi="hi_IN"/>
+        </w:rPr>
+        <w:t>उत 22:1–19</w:t>
+      </w:r>
       <w:r>
         <w:rPr>
           <w:lang w:val="hi_IN" w:bidi="hi_IN"/>
@@ -1721,18 +1445,12 @@
         </w:rPr>
         <w:t xml:space="preserve"> रहा। उन्होंने आज्ञा मानी और इसहाक ने समर्पण किया। परमेश्वर ने फिर हस्तक्षेप किया और इसहाक के बजाय बलिदान के लिए एक मेढ़ा प्रदान किया। अब्राहम के विश्वास के कारण, परमेश्वर ने उन्हें महान आशीर्वाद देने का वादा किया (</w:t>
       </w:r>
-      <w:hyperlink r:id="rId57">
-        <w:r>
-          <w:rPr>
-            <w:lang w:val="hi_IN" w:bidi="hi_IN"/>
-          </w:rPr>
-          <w:rPr>
-            <w:color w:val="0000EE"/>
-            <w:u w:val="single"/>
-          </w:rPr>
-          <w:t>उत 22:15–18</w:t>
-        </w:r>
-      </w:hyperlink>
+      <w:r>
+        <w:rPr>
+          <w:lang w:val="hi_IN" w:bidi="hi_IN"/>
+        </w:rPr>
+        <w:t>उत 22:15–18</w:t>
+      </w:r>
       <w:r>
         <w:rPr>
           <w:lang w:val="hi_IN" w:bidi="hi_IN"/>
@@ -1759,54 +1477,36 @@
         </w:rPr>
         <w:t xml:space="preserve"> (</w:t>
       </w:r>
-      <w:hyperlink r:id="rId58">
-        <w:r>
-          <w:rPr>
-            <w:lang w:val="hi_IN" w:bidi="hi_IN"/>
-          </w:rPr>
-          <w:rPr>
-            <w:color w:val="0000EE"/>
-            <w:u w:val="single"/>
-          </w:rPr>
-          <w:t>उत 25:21</w:t>
-        </w:r>
-      </w:hyperlink>
+      <w:r>
+        <w:rPr>
+          <w:lang w:val="hi_IN" w:bidi="hi_IN"/>
+        </w:rPr>
+        <w:t>उत 25:21</w:t>
+      </w:r>
       <w:r>
         <w:rPr>
           <w:lang w:val="hi_IN" w:bidi="hi_IN"/>
         </w:rPr>
         <w:t xml:space="preserve">)। अपने पिता की तरह समस्याओं को स्वयं हल करने की कोशिश करने के बजाय (देखें </w:t>
       </w:r>
-      <w:hyperlink r:id="rId30">
-        <w:r>
-          <w:rPr>
-            <w:lang w:val="hi_IN" w:bidi="hi_IN"/>
-          </w:rPr>
-          <w:rPr>
-            <w:color w:val="0000EE"/>
-            <w:u w:val="single"/>
-          </w:rPr>
-          <w:t>उत 16:1–16</w:t>
-        </w:r>
-      </w:hyperlink>
+      <w:r>
+        <w:rPr>
+          <w:lang w:val="hi_IN" w:bidi="hi_IN"/>
+        </w:rPr>
+        <w:t>उत 16:1–16</w:t>
+      </w:r>
       <w:r>
         <w:rPr>
           <w:lang w:val="hi_IN" w:bidi="hi_IN"/>
         </w:rPr>
         <w:t>), इसहाक ने प्रभु से प्रार्थना की, और रिबका ने जुड़वां पुत्रों को जन्म दिया। इसहाक को बड़ा पुत्र एसाव प्रिय था, जबकि रिबका को याकूब प्रिय था। इस पक्षपात के कारण याकूब ने इसहाक को धोखा दिया जब वे वृद्ध और अंधे थे (</w:t>
       </w:r>
-      <w:hyperlink r:id="rId59">
-        <w:r>
-          <w:rPr>
-            <w:lang w:val="hi_IN" w:bidi="hi_IN"/>
-          </w:rPr>
-          <w:rPr>
-            <w:color w:val="0000EE"/>
-            <w:u w:val="single"/>
-          </w:rPr>
-          <w:t>उत 27:1–40</w:t>
-        </w:r>
-      </w:hyperlink>
+      <w:r>
+        <w:rPr>
+          <w:lang w:val="hi_IN" w:bidi="hi_IN"/>
+        </w:rPr>
+        <w:t>उत 27:1–40</w:t>
+      </w:r>
       <w:r>
         <w:rPr>
           <w:lang w:val="hi_IN" w:bidi="hi_IN"/>
@@ -1825,54 +1525,36 @@
         </w:rPr>
         <w:t xml:space="preserve">(देखें </w:t>
       </w:r>
-      <w:hyperlink r:id="rId60">
-        <w:r>
-          <w:rPr>
-            <w:lang w:val="hi_IN" w:bidi="hi_IN"/>
-          </w:rPr>
-          <w:rPr>
-            <w:color w:val="0000EE"/>
-            <w:u w:val="single"/>
-          </w:rPr>
-          <w:t>उत 29:30</w:t>
-        </w:r>
-      </w:hyperlink>
+      <w:r>
+        <w:rPr>
+          <w:lang w:val="hi_IN" w:bidi="hi_IN"/>
+        </w:rPr>
+        <w:t>उत 29:30</w:t>
+      </w:r>
       <w:r>
         <w:rPr>
           <w:lang w:val="hi_IN" w:bidi="hi_IN"/>
         </w:rPr>
         <w:t xml:space="preserve">; </w:t>
       </w:r>
-      <w:hyperlink r:id="rId61">
-        <w:r>
-          <w:rPr>
-            <w:lang w:val="hi_IN" w:bidi="hi_IN"/>
-          </w:rPr>
-          <w:rPr>
-            <w:color w:val="0000EE"/>
-            <w:u w:val="single"/>
-          </w:rPr>
-          <w:t>33:1–2</w:t>
-        </w:r>
-      </w:hyperlink>
+      <w:r>
+        <w:rPr>
+          <w:lang w:val="hi_IN" w:bidi="hi_IN"/>
+        </w:rPr>
+        <w:t>33:1–2</w:t>
+      </w:r>
       <w:r>
         <w:rPr>
           <w:lang w:val="hi_IN" w:bidi="hi_IN"/>
         </w:rPr>
         <w:t xml:space="preserve">; </w:t>
       </w:r>
-      <w:hyperlink r:id="rId62">
-        <w:r>
-          <w:rPr>
-            <w:lang w:val="hi_IN" w:bidi="hi_IN"/>
-          </w:rPr>
-          <w:rPr>
-            <w:color w:val="0000EE"/>
-            <w:u w:val="single"/>
-          </w:rPr>
-          <w:t>37:4</w:t>
-        </w:r>
-      </w:hyperlink>
+      <w:r>
+        <w:rPr>
+          <w:lang w:val="hi_IN" w:bidi="hi_IN"/>
+        </w:rPr>
+        <w:t>37:4</w:t>
+      </w:r>
       <w:r>
         <w:rPr>
           <w:lang w:val="hi_IN" w:bidi="hi_IN"/>
@@ -1899,162 +1581,108 @@
         </w:rPr>
         <w:t>(</w:t>
       </w:r>
-      <w:hyperlink r:id="rId63">
-        <w:r>
-          <w:rPr>
-            <w:lang w:val="hi_IN" w:bidi="hi_IN"/>
-          </w:rPr>
-          <w:rPr>
-            <w:color w:val="0000EE"/>
-            <w:u w:val="single"/>
-          </w:rPr>
-          <w:t>उत 26:1–11</w:t>
-        </w:r>
-      </w:hyperlink>
+      <w:r>
+        <w:rPr>
+          <w:lang w:val="hi_IN" w:bidi="hi_IN"/>
+        </w:rPr>
+        <w:t>उत 26:1–11</w:t>
+      </w:r>
       <w:r>
         <w:rPr>
           <w:lang w:val="hi_IN" w:bidi="hi_IN"/>
         </w:rPr>
         <w:t xml:space="preserve">; तुलना करें </w:t>
       </w:r>
-      <w:hyperlink r:id="rId64">
-        <w:r>
-          <w:rPr>
-            <w:lang w:val="hi_IN" w:bidi="hi_IN"/>
-          </w:rPr>
-          <w:rPr>
-            <w:color w:val="0000EE"/>
-            <w:u w:val="single"/>
-          </w:rPr>
-          <w:t>12:10–20</w:t>
-        </w:r>
-      </w:hyperlink>
+      <w:r>
+        <w:rPr>
+          <w:lang w:val="hi_IN" w:bidi="hi_IN"/>
+        </w:rPr>
+        <w:t>12:10–20</w:t>
+      </w:r>
       <w:r>
         <w:rPr>
           <w:lang w:val="hi_IN" w:bidi="hi_IN"/>
         </w:rPr>
         <w:t xml:space="preserve">; </w:t>
       </w:r>
-      <w:hyperlink r:id="rId65">
-        <w:r>
-          <w:rPr>
-            <w:lang w:val="hi_IN" w:bidi="hi_IN"/>
-          </w:rPr>
-          <w:rPr>
-            <w:color w:val="0000EE"/>
-            <w:u w:val="single"/>
-          </w:rPr>
-          <w:t>20:1–18</w:t>
-        </w:r>
-      </w:hyperlink>
+      <w:r>
+        <w:rPr>
+          <w:lang w:val="hi_IN" w:bidi="hi_IN"/>
+        </w:rPr>
+        <w:t>20:1–18</w:t>
+      </w:r>
       <w:r>
         <w:rPr>
           <w:lang w:val="hi_IN" w:bidi="hi_IN"/>
         </w:rPr>
         <w:t>)। अपने पिता की तरह, इसहाक उस देश में धनी हो गए और उन्हें वहां से जाने के लिए कहा गया (</w:t>
       </w:r>
-      <w:hyperlink r:id="rId66">
-        <w:r>
-          <w:rPr>
-            <w:lang w:val="hi_IN" w:bidi="hi_IN"/>
-          </w:rPr>
-          <w:rPr>
-            <w:color w:val="0000EE"/>
-            <w:u w:val="single"/>
-          </w:rPr>
-          <w:t>उत 26:12–16</w:t>
-        </w:r>
-      </w:hyperlink>
+      <w:r>
+        <w:rPr>
+          <w:lang w:val="hi_IN" w:bidi="hi_IN"/>
+        </w:rPr>
+        <w:t>उत 26:12–16</w:t>
+      </w:r>
       <w:r>
         <w:rPr>
           <w:lang w:val="hi_IN" w:bidi="hi_IN"/>
         </w:rPr>
         <w:t xml:space="preserve">; तुलना करें </w:t>
       </w:r>
-      <w:hyperlink r:id="rId67">
-        <w:r>
-          <w:rPr>
-            <w:lang w:val="hi_IN" w:bidi="hi_IN"/>
-          </w:rPr>
-          <w:rPr>
-            <w:color w:val="0000EE"/>
-            <w:u w:val="single"/>
-          </w:rPr>
-          <w:t>12:16–20</w:t>
-        </w:r>
-      </w:hyperlink>
+      <w:r>
+        <w:rPr>
+          <w:lang w:val="hi_IN" w:bidi="hi_IN"/>
+        </w:rPr>
+        <w:t>12:16–20</w:t>
+      </w:r>
       <w:r>
         <w:rPr>
           <w:lang w:val="hi_IN" w:bidi="hi_IN"/>
         </w:rPr>
         <w:t>)। उन्होंने अन्य चरवाहों के साथ पानी और भूमि को लेकर विवादों का सामना किया (</w:t>
       </w:r>
-      <w:hyperlink r:id="rId68">
-        <w:r>
-          <w:rPr>
-            <w:lang w:val="hi_IN" w:bidi="hi_IN"/>
-          </w:rPr>
-          <w:rPr>
-            <w:color w:val="0000EE"/>
-            <w:u w:val="single"/>
-          </w:rPr>
-          <w:t>उत 26:17–22</w:t>
-        </w:r>
-      </w:hyperlink>
+      <w:r>
+        <w:rPr>
+          <w:lang w:val="hi_IN" w:bidi="hi_IN"/>
+        </w:rPr>
+        <w:t>उत 26:17–22</w:t>
+      </w:r>
       <w:r>
         <w:rPr>
           <w:lang w:val="hi_IN" w:bidi="hi_IN"/>
         </w:rPr>
         <w:t xml:space="preserve">; तुलना करें </w:t>
       </w:r>
-      <w:hyperlink r:id="rId69">
-        <w:r>
-          <w:rPr>
-            <w:lang w:val="hi_IN" w:bidi="hi_IN"/>
-          </w:rPr>
-          <w:rPr>
-            <w:color w:val="0000EE"/>
-            <w:u w:val="single"/>
-          </w:rPr>
-          <w:t>21:25–31</w:t>
-        </w:r>
-      </w:hyperlink>
+      <w:r>
+        <w:rPr>
+          <w:lang w:val="hi_IN" w:bidi="hi_IN"/>
+        </w:rPr>
+        <w:t>21:25–31</w:t>
+      </w:r>
       <w:r>
         <w:rPr>
           <w:lang w:val="hi_IN" w:bidi="hi_IN"/>
         </w:rPr>
         <w:t>)। उन्होंने फिलिस्तीनियों के राजा के साथ एक संधि भी की (</w:t>
       </w:r>
-      <w:hyperlink r:id="rId70">
-        <w:r>
-          <w:rPr>
-            <w:lang w:val="hi_IN" w:bidi="hi_IN"/>
-          </w:rPr>
-          <w:rPr>
-            <w:color w:val="0000EE"/>
-            <w:u w:val="single"/>
-          </w:rPr>
-          <w:t>उत 26:26–31</w:t>
-        </w:r>
-      </w:hyperlink>
+      <w:r>
+        <w:rPr>
+          <w:lang w:val="hi_IN" w:bidi="hi_IN"/>
+        </w:rPr>
+        <w:t>उत 26:26–31</w:t>
+      </w:r>
       <w:r>
         <w:rPr>
           <w:lang w:val="hi_IN" w:bidi="hi_IN"/>
         </w:rPr>
         <w:t xml:space="preserve">; तुलना करें </w:t>
       </w:r>
-      <w:hyperlink r:id="rId71">
-        <w:r>
-          <w:rPr>
-            <w:lang w:val="hi_IN" w:bidi="hi_IN"/>
-          </w:rPr>
-          <w:rPr>
-            <w:color w:val="0000EE"/>
-            <w:u w:val="single"/>
-          </w:rPr>
-          <w:t>21:22–32</w:t>
-        </w:r>
-      </w:hyperlink>
+      <w:r>
+        <w:rPr>
+          <w:lang w:val="hi_IN" w:bidi="hi_IN"/>
+        </w:rPr>
+        <w:t>21:22–32</w:t>
+      </w:r>
       <w:r>
         <w:rPr>
           <w:lang w:val="hi_IN" w:bidi="hi_IN"/>
@@ -2075,72 +1703,48 @@
         </w:rPr>
         <w:t>इसहाक को अपने पिता के समान प्रतिज्ञा प्राप्त हुआ (</w:t>
       </w:r>
-      <w:hyperlink r:id="rId72">
-        <w:r>
-          <w:rPr>
-            <w:lang w:val="hi_IN" w:bidi="hi_IN"/>
-          </w:rPr>
-          <w:rPr>
-            <w:color w:val="0000EE"/>
-            <w:u w:val="single"/>
-          </w:rPr>
-          <w:t>उत 26:2–5</w:t>
-        </w:r>
-      </w:hyperlink>
+      <w:r>
+        <w:rPr>
+          <w:lang w:val="hi_IN" w:bidi="hi_IN"/>
+        </w:rPr>
+        <w:t>उत 26:2–5</w:t>
+      </w:r>
       <w:r>
         <w:rPr>
           <w:lang w:val="hi_IN" w:bidi="hi_IN"/>
         </w:rPr>
         <w:t xml:space="preserve">, </w:t>
       </w:r>
-      <w:hyperlink r:id="rId73">
-        <w:r>
-          <w:rPr>
-            <w:lang w:val="hi_IN" w:bidi="hi_IN"/>
-          </w:rPr>
-          <w:rPr>
-            <w:color w:val="0000EE"/>
-            <w:u w:val="single"/>
-          </w:rPr>
-          <w:t>23–25</w:t>
-        </w:r>
-      </w:hyperlink>
+      <w:r>
+        <w:rPr>
+          <w:lang w:val="hi_IN" w:bidi="hi_IN"/>
+        </w:rPr>
+        <w:t>23–25</w:t>
+      </w:r>
       <w:r>
         <w:rPr>
           <w:lang w:val="hi_IN" w:bidi="hi_IN"/>
         </w:rPr>
         <w:t xml:space="preserve">; तुलना करें </w:t>
       </w:r>
-      <w:hyperlink r:id="rId74">
-        <w:r>
-          <w:rPr>
-            <w:lang w:val="hi_IN" w:bidi="hi_IN"/>
-          </w:rPr>
-          <w:rPr>
-            <w:color w:val="0000EE"/>
-            <w:u w:val="single"/>
-          </w:rPr>
-          <w:t>22:16–18</w:t>
-        </w:r>
-      </w:hyperlink>
+      <w:r>
+        <w:rPr>
+          <w:lang w:val="hi_IN" w:bidi="hi_IN"/>
+        </w:rPr>
+        <w:t>22:16–18</w:t>
+      </w:r>
       <w:r>
         <w:rPr>
           <w:lang w:val="hi_IN" w:bidi="hi_IN"/>
         </w:rPr>
         <w:t xml:space="preserve">)। उन्होंने खतना की प्रथा को जारी रखते हुए अपनी प्रतिबद्धता प्रदर्शित की, जो वाचा का प्रतीक थी (देखें </w:t>
       </w:r>
-      <w:hyperlink r:id="rId75">
-        <w:r>
-          <w:rPr>
-            <w:lang w:val="hi_IN" w:bidi="hi_IN"/>
-          </w:rPr>
-          <w:rPr>
-            <w:color w:val="0000EE"/>
-            <w:u w:val="single"/>
-          </w:rPr>
-          <w:t>प्रेरि 7:8</w:t>
-        </w:r>
-      </w:hyperlink>
+      <w:r>
+        <w:rPr>
+          <w:lang w:val="hi_IN" w:bidi="hi_IN"/>
+        </w:rPr>
+        <w:t>प्रेरि 7:8</w:t>
+      </w:r>
       <w:r>
         <w:rPr>
           <w:lang w:val="hi_IN" w:bidi="hi_IN"/>
@@ -2159,18 +1763,12 @@
         </w:rPr>
         <w:t xml:space="preserve"> (देखें </w:t>
       </w:r>
-      <w:hyperlink r:id="rId76">
-        <w:r>
-          <w:rPr>
-            <w:lang w:val="hi_IN" w:bidi="hi_IN"/>
-          </w:rPr>
-          <w:rPr>
-            <w:color w:val="0000EE"/>
-            <w:u w:val="single"/>
-          </w:rPr>
-          <w:t>गला 4:21–5:1</w:t>
-        </w:r>
-      </w:hyperlink>
+      <w:r>
+        <w:rPr>
+          <w:lang w:val="hi_IN" w:bidi="hi_IN"/>
+        </w:rPr>
+        <w:t>गला 4:21–5:1</w:t>
+      </w:r>
       <w:r>
         <w:rPr>
           <w:lang w:val="hi_IN" w:bidi="hi_IN"/>
@@ -2200,360 +1798,240 @@
           <w:lang w:val="hi_IN" w:bidi="hi_IN"/>
         </w:rPr>
       </w:r>
-      <w:hyperlink r:id="rId77">
-        <w:r>
-          <w:rPr>
-            <w:lang w:val="hi_IN" w:bidi="hi_IN"/>
-          </w:rPr>
-          <w:rPr>
-            <w:color w:val="0000EE"/>
-            <w:u w:val="single"/>
-          </w:rPr>
-          <w:t>उत्पत्ति 17:19–21</w:t>
-        </w:r>
-      </w:hyperlink>
+      <w:r>
+        <w:rPr>
+          <w:lang w:val="hi_IN" w:bidi="hi_IN"/>
+        </w:rPr>
+        <w:t>उत्पत्ति 17:19–21</w:t>
+      </w:r>
       <w:r>
         <w:rPr>
           <w:lang w:val="hi_IN" w:bidi="hi_IN"/>
         </w:rPr>
         <w:t xml:space="preserve">; </w:t>
       </w:r>
-      <w:hyperlink r:id="rId78">
-        <w:r>
-          <w:rPr>
-            <w:lang w:val="hi_IN" w:bidi="hi_IN"/>
-          </w:rPr>
-          <w:rPr>
-            <w:color w:val="0000EE"/>
-            <w:u w:val="single"/>
-          </w:rPr>
-          <w:t>21:1–12</w:t>
-        </w:r>
-      </w:hyperlink>
+      <w:r>
+        <w:rPr>
+          <w:lang w:val="hi_IN" w:bidi="hi_IN"/>
+        </w:rPr>
+        <w:t>21:1–12</w:t>
+      </w:r>
       <w:r>
         <w:rPr>
           <w:lang w:val="hi_IN" w:bidi="hi_IN"/>
         </w:rPr>
         <w:t xml:space="preserve">; </w:t>
       </w:r>
-      <w:hyperlink r:id="rId56">
-        <w:r>
-          <w:rPr>
-            <w:lang w:val="hi_IN" w:bidi="hi_IN"/>
-          </w:rPr>
-          <w:rPr>
-            <w:color w:val="0000EE"/>
-            <w:u w:val="single"/>
-          </w:rPr>
-          <w:t>22:1–19</w:t>
-        </w:r>
-      </w:hyperlink>
+      <w:r>
+        <w:rPr>
+          <w:lang w:val="hi_IN" w:bidi="hi_IN"/>
+        </w:rPr>
+        <w:t>22:1–19</w:t>
+      </w:r>
       <w:r>
         <w:rPr>
           <w:lang w:val="hi_IN" w:bidi="hi_IN"/>
         </w:rPr>
         <w:t xml:space="preserve">; </w:t>
       </w:r>
-      <w:hyperlink r:id="rId79">
-        <w:r>
-          <w:rPr>
-            <w:lang w:val="hi_IN" w:bidi="hi_IN"/>
-          </w:rPr>
-          <w:rPr>
-            <w:color w:val="0000EE"/>
-            <w:u w:val="single"/>
-          </w:rPr>
-          <w:t>24:1–8</w:t>
-        </w:r>
-      </w:hyperlink>
+      <w:r>
+        <w:rPr>
+          <w:lang w:val="hi_IN" w:bidi="hi_IN"/>
+        </w:rPr>
+        <w:t>24:1–8</w:t>
+      </w:r>
       <w:r>
         <w:rPr>
           <w:lang w:val="hi_IN" w:bidi="hi_IN"/>
         </w:rPr>
         <w:t xml:space="preserve">, </w:t>
       </w:r>
-      <w:hyperlink r:id="rId80">
-        <w:r>
-          <w:rPr>
-            <w:lang w:val="hi_IN" w:bidi="hi_IN"/>
-          </w:rPr>
-          <w:rPr>
-            <w:color w:val="0000EE"/>
-            <w:u w:val="single"/>
-          </w:rPr>
-          <w:t>14</w:t>
-        </w:r>
-      </w:hyperlink>
+      <w:r>
+        <w:rPr>
+          <w:lang w:val="hi_IN" w:bidi="hi_IN"/>
+        </w:rPr>
+        <w:t>14</w:t>
+      </w:r>
       <w:r>
         <w:rPr>
           <w:lang w:val="hi_IN" w:bidi="hi_IN"/>
         </w:rPr>
         <w:t xml:space="preserve">, </w:t>
       </w:r>
-      <w:hyperlink r:id="rId81">
-        <w:r>
-          <w:rPr>
-            <w:lang w:val="hi_IN" w:bidi="hi_IN"/>
-          </w:rPr>
-          <w:rPr>
-            <w:color w:val="0000EE"/>
-            <w:u w:val="single"/>
-          </w:rPr>
-          <w:t>62–67</w:t>
-        </w:r>
-      </w:hyperlink>
+      <w:r>
+        <w:rPr>
+          <w:lang w:val="hi_IN" w:bidi="hi_IN"/>
+        </w:rPr>
+        <w:t>62–67</w:t>
+      </w:r>
       <w:r>
         <w:rPr>
           <w:lang w:val="hi_IN" w:bidi="hi_IN"/>
         </w:rPr>
         <w:t xml:space="preserve">; </w:t>
       </w:r>
-      <w:hyperlink r:id="rId82">
-        <w:r>
-          <w:rPr>
-            <w:lang w:val="hi_IN" w:bidi="hi_IN"/>
-          </w:rPr>
-          <w:rPr>
-            <w:color w:val="0000EE"/>
-            <w:u w:val="single"/>
-          </w:rPr>
-          <w:t>25:5–11</w:t>
-        </w:r>
-      </w:hyperlink>
+      <w:r>
+        <w:rPr>
+          <w:lang w:val="hi_IN" w:bidi="hi_IN"/>
+        </w:rPr>
+        <w:t>25:5–11</w:t>
+      </w:r>
       <w:r>
         <w:rPr>
           <w:lang w:val="hi_IN" w:bidi="hi_IN"/>
         </w:rPr>
         <w:t xml:space="preserve">, </w:t>
       </w:r>
-      <w:hyperlink r:id="rId83">
-        <w:r>
-          <w:rPr>
-            <w:lang w:val="hi_IN" w:bidi="hi_IN"/>
-          </w:rPr>
-          <w:rPr>
-            <w:color w:val="0000EE"/>
-            <w:u w:val="single"/>
-          </w:rPr>
-          <w:t>19–28</w:t>
-        </w:r>
-      </w:hyperlink>
+      <w:r>
+        <w:rPr>
+          <w:lang w:val="hi_IN" w:bidi="hi_IN"/>
+        </w:rPr>
+        <w:t>19–28</w:t>
+      </w:r>
       <w:r>
         <w:rPr>
           <w:lang w:val="hi_IN" w:bidi="hi_IN"/>
         </w:rPr>
         <w:t xml:space="preserve">; </w:t>
       </w:r>
-      <w:hyperlink r:id="rId84">
-        <w:r>
-          <w:rPr>
-            <w:lang w:val="hi_IN" w:bidi="hi_IN"/>
-          </w:rPr>
-          <w:rPr>
-            <w:color w:val="0000EE"/>
-            <w:u w:val="single"/>
-          </w:rPr>
-          <w:t>26:1–28:9</w:t>
-        </w:r>
-      </w:hyperlink>
+      <w:r>
+        <w:rPr>
+          <w:lang w:val="hi_IN" w:bidi="hi_IN"/>
+        </w:rPr>
+        <w:t>26:1–28:9</w:t>
+      </w:r>
       <w:r>
         <w:rPr>
           <w:lang w:val="hi_IN" w:bidi="hi_IN"/>
         </w:rPr>
         <w:t xml:space="preserve">; </w:t>
       </w:r>
-      <w:hyperlink r:id="rId85">
-        <w:r>
-          <w:rPr>
-            <w:lang w:val="hi_IN" w:bidi="hi_IN"/>
-          </w:rPr>
-          <w:rPr>
-            <w:color w:val="0000EE"/>
-            <w:u w:val="single"/>
-          </w:rPr>
-          <w:t>31:42</w:t>
-        </w:r>
-      </w:hyperlink>
+      <w:r>
+        <w:rPr>
+          <w:lang w:val="hi_IN" w:bidi="hi_IN"/>
+        </w:rPr>
+        <w:t>31:42</w:t>
+      </w:r>
       <w:r>
         <w:rPr>
           <w:lang w:val="hi_IN" w:bidi="hi_IN"/>
         </w:rPr>
         <w:t xml:space="preserve">; </w:t>
       </w:r>
-      <w:hyperlink r:id="rId86">
-        <w:r>
-          <w:rPr>
-            <w:lang w:val="hi_IN" w:bidi="hi_IN"/>
-          </w:rPr>
-          <w:rPr>
-            <w:color w:val="0000EE"/>
-            <w:u w:val="single"/>
-          </w:rPr>
-          <w:t>35:12</w:t>
-        </w:r>
-      </w:hyperlink>
+      <w:r>
+        <w:rPr>
+          <w:lang w:val="hi_IN" w:bidi="hi_IN"/>
+        </w:rPr>
+        <w:t>35:12</w:t>
+      </w:r>
       <w:r>
         <w:rPr>
           <w:lang w:val="hi_IN" w:bidi="hi_IN"/>
         </w:rPr>
         <w:t xml:space="preserve">, </w:t>
       </w:r>
-      <w:hyperlink r:id="rId87">
-        <w:r>
-          <w:rPr>
-            <w:lang w:val="hi_IN" w:bidi="hi_IN"/>
-          </w:rPr>
-          <w:rPr>
-            <w:color w:val="0000EE"/>
-            <w:u w:val="single"/>
-          </w:rPr>
-          <w:t>27–28</w:t>
-        </w:r>
-      </w:hyperlink>
+      <w:r>
+        <w:rPr>
+          <w:lang w:val="hi_IN" w:bidi="hi_IN"/>
+        </w:rPr>
+        <w:t>27–28</w:t>
+      </w:r>
       <w:r>
         <w:rPr>
           <w:lang w:val="hi_IN" w:bidi="hi_IN"/>
         </w:rPr>
         <w:t xml:space="preserve">; </w:t>
       </w:r>
-      <w:hyperlink r:id="rId88">
-        <w:r>
-          <w:rPr>
-            <w:lang w:val="hi_IN" w:bidi="hi_IN"/>
-          </w:rPr>
-          <w:rPr>
-            <w:color w:val="0000EE"/>
-            <w:u w:val="single"/>
-          </w:rPr>
-          <w:t>48:15–16</w:t>
-        </w:r>
-      </w:hyperlink>
+      <w:r>
+        <w:rPr>
+          <w:lang w:val="hi_IN" w:bidi="hi_IN"/>
+        </w:rPr>
+        <w:t>48:15–16</w:t>
+      </w:r>
       <w:r>
         <w:rPr>
           <w:lang w:val="hi_IN" w:bidi="hi_IN"/>
         </w:rPr>
         <w:t xml:space="preserve">; </w:t>
       </w:r>
-      <w:hyperlink r:id="rId89">
-        <w:r>
-          <w:rPr>
-            <w:lang w:val="hi_IN" w:bidi="hi_IN"/>
-          </w:rPr>
-          <w:rPr>
-            <w:color w:val="0000EE"/>
-            <w:u w:val="single"/>
-          </w:rPr>
-          <w:t>49:31</w:t>
-        </w:r>
-      </w:hyperlink>
+      <w:r>
+        <w:rPr>
+          <w:lang w:val="hi_IN" w:bidi="hi_IN"/>
+        </w:rPr>
+        <w:t>49:31</w:t>
+      </w:r>
       <w:r>
         <w:rPr>
           <w:lang w:val="hi_IN" w:bidi="hi_IN"/>
         </w:rPr>
         <w:t xml:space="preserve">; </w:t>
       </w:r>
-      <w:hyperlink r:id="rId90">
-        <w:r>
-          <w:rPr>
-            <w:lang w:val="hi_IN" w:bidi="hi_IN"/>
-          </w:rPr>
-          <w:rPr>
-            <w:color w:val="0000EE"/>
-            <w:u w:val="single"/>
-          </w:rPr>
-          <w:t>निर्गमन 3:6</w:t>
-        </w:r>
-      </w:hyperlink>
+      <w:r>
+        <w:rPr>
+          <w:lang w:val="hi_IN" w:bidi="hi_IN"/>
+        </w:rPr>
+        <w:t>निर्गमन 3:6</w:t>
+      </w:r>
       <w:r>
         <w:rPr>
           <w:lang w:val="hi_IN" w:bidi="hi_IN"/>
         </w:rPr>
         <w:t xml:space="preserve">; </w:t>
       </w:r>
-      <w:hyperlink r:id="rId91">
-        <w:r>
-          <w:rPr>
-            <w:lang w:val="hi_IN" w:bidi="hi_IN"/>
-          </w:rPr>
-          <w:rPr>
-            <w:color w:val="0000EE"/>
-            <w:u w:val="single"/>
-          </w:rPr>
-          <w:t>यहोशू 24:3–4</w:t>
-        </w:r>
-      </w:hyperlink>
+      <w:r>
+        <w:rPr>
+          <w:lang w:val="hi_IN" w:bidi="hi_IN"/>
+        </w:rPr>
+        <w:t>यहोशू 24:3–4</w:t>
+      </w:r>
       <w:r>
         <w:rPr>
           <w:lang w:val="hi_IN" w:bidi="hi_IN"/>
         </w:rPr>
         <w:t xml:space="preserve">; </w:t>
       </w:r>
-      <w:hyperlink r:id="rId92">
-        <w:r>
-          <w:rPr>
-            <w:lang w:val="hi_IN" w:bidi="hi_IN"/>
-          </w:rPr>
-          <w:rPr>
-            <w:color w:val="0000EE"/>
-            <w:u w:val="single"/>
-          </w:rPr>
-          <w:t>रोमियों 9:6–10</w:t>
-        </w:r>
-      </w:hyperlink>
+      <w:r>
+        <w:rPr>
+          <w:lang w:val="hi_IN" w:bidi="hi_IN"/>
+        </w:rPr>
+        <w:t>रोमियों 9:6–10</w:t>
+      </w:r>
       <w:r>
         <w:rPr>
           <w:lang w:val="hi_IN" w:bidi="hi_IN"/>
         </w:rPr>
         <w:t xml:space="preserve">; </w:t>
       </w:r>
-      <w:hyperlink r:id="rId46">
-        <w:r>
-          <w:rPr>
-            <w:lang w:val="hi_IN" w:bidi="hi_IN"/>
-          </w:rPr>
-          <w:rPr>
-            <w:color w:val="0000EE"/>
-            <w:u w:val="single"/>
-          </w:rPr>
-          <w:t>गलातियों 4:21–31</w:t>
-        </w:r>
-      </w:hyperlink>
+      <w:r>
+        <w:rPr>
+          <w:lang w:val="hi_IN" w:bidi="hi_IN"/>
+        </w:rPr>
+        <w:t>गलातियों 4:21–31</w:t>
+      </w:r>
       <w:r>
         <w:rPr>
           <w:lang w:val="hi_IN" w:bidi="hi_IN"/>
         </w:rPr>
         <w:t xml:space="preserve">; </w:t>
       </w:r>
-      <w:hyperlink r:id="rId93">
-        <w:r>
-          <w:rPr>
-            <w:lang w:val="hi_IN" w:bidi="hi_IN"/>
-          </w:rPr>
-          <w:rPr>
-            <w:color w:val="0000EE"/>
-            <w:u w:val="single"/>
-          </w:rPr>
-          <w:t>इब्रानियों 11:8–9</w:t>
-        </w:r>
-      </w:hyperlink>
+      <w:r>
+        <w:rPr>
+          <w:lang w:val="hi_IN" w:bidi="hi_IN"/>
+        </w:rPr>
+        <w:t>इब्रानियों 11:8–9</w:t>
+      </w:r>
       <w:r>
         <w:rPr>
           <w:lang w:val="hi_IN" w:bidi="hi_IN"/>
         </w:rPr>
         <w:t xml:space="preserve">, </w:t>
       </w:r>
-      <w:hyperlink r:id="rId94">
-        <w:r>
-          <w:rPr>
-            <w:lang w:val="hi_IN" w:bidi="hi_IN"/>
-          </w:rPr>
-          <w:rPr>
-            <w:color w:val="0000EE"/>
-            <w:u w:val="single"/>
-          </w:rPr>
-          <w:t>17–20</w:t>
-        </w:r>
-      </w:hyperlink>
+      <w:r>
+        <w:rPr>
+          <w:lang w:val="hi_IN" w:bidi="hi_IN"/>
+        </w:rPr>
+        <w:t>17–20</w:t>
+      </w:r>
       <w:r>
         <w:rPr>
           <w:lang w:val="hi_IN" w:bidi="hi_IN"/>
